--- a/docs/student-backend-exercises-he/05_tile_effects.docx
+++ b/docs/student-backend-exercises-he/05_tile_effects.docx
@@ -728,39 +728,2215 @@
           <w:sz w:val="19"/>
           <w:szCs w:val="19"/>
         </w:rPr>
-        <w:t xml:space="preserve">    "available_actions": ["end_turn"],</w:t>
-      </w:r>
-    </w:p>
-    <w:p>
-      <w:pPr>
-        <w:shd w:fill="F3F4F6" w:val="clear"/>
-        <w:spacing w:after="0" w:before="0"/>
-        <w:ind w:left="240" w:right="240"/>
-        <w:jc w:val="left"/>
-      </w:pPr>
-      <w:r>
-        <w:rPr>
-          <w:rFonts w:ascii="Consolas" w:cs="Consolas" w:eastAsia="Consolas" w:hAnsi="Consolas"/>
-          <w:sz w:val="19"/>
-          <w:szCs w:val="19"/>
-        </w:rPr>
-        <w:t xml:space="preserve">    "last_event": "Ada received 100 from Reward.",</w:t>
-      </w:r>
-    </w:p>
-    <w:p>
-      <w:pPr>
-        <w:shd w:fill="F3F4F6" w:val="clear"/>
-        <w:spacing w:after="0" w:before="0"/>
-        <w:ind w:left="240" w:right="240"/>
-        <w:jc w:val="left"/>
-      </w:pPr>
-      <w:r>
-        <w:rPr>
-          <w:rFonts w:ascii="Consolas" w:cs="Consolas" w:eastAsia="Consolas" w:hAnsi="Consolas"/>
-          <w:sz w:val="19"/>
-          <w:szCs w:val="19"/>
-        </w:rPr>
-        <w:t xml:space="preserve">    "event_log": ["...", "Ada received 100 from Reward."]</w:t>
+        <w:t xml:space="preserve">    "status": "active",</w:t>
+      </w:r>
+    </w:p>
+    <w:p>
+      <w:pPr>
+        <w:shd w:fill="F3F4F6" w:val="clear"/>
+        <w:spacing w:after="0" w:before="0"/>
+        <w:ind w:left="240" w:right="240"/>
+        <w:jc w:val="left"/>
+      </w:pPr>
+      <w:r>
+        <w:rPr>
+          <w:rFonts w:ascii="Consolas" w:cs="Consolas" w:eastAsia="Consolas" w:hAnsi="Consolas"/>
+          <w:sz w:val="19"/>
+          <w:szCs w:val="19"/>
+        </w:rPr>
+        <w:t xml:space="preserve">    "current_player_id": 1,</w:t>
+      </w:r>
+    </w:p>
+    <w:p>
+      <w:pPr>
+        <w:shd w:fill="F3F4F6" w:val="clear"/>
+        <w:spacing w:after="0" w:before="0"/>
+        <w:ind w:left="240" w:right="240"/>
+        <w:jc w:val="left"/>
+      </w:pPr>
+      <w:r>
+        <w:rPr>
+          <w:rFonts w:ascii="Consolas" w:cs="Consolas" w:eastAsia="Consolas" w:hAnsi="Consolas"/>
+          <w:sz w:val="19"/>
+          <w:szCs w:val="19"/>
+        </w:rPr>
+        <w:t xml:space="preserve">    "winner_id": null,</w:t>
+      </w:r>
+    </w:p>
+    <w:p>
+      <w:pPr>
+        <w:shd w:fill="F3F4F6" w:val="clear"/>
+        <w:spacing w:after="0" w:before="0"/>
+        <w:ind w:left="240" w:right="240"/>
+        <w:jc w:val="left"/>
+      </w:pPr>
+      <w:r>
+        <w:rPr>
+          <w:rFonts w:ascii="Consolas" w:cs="Consolas" w:eastAsia="Consolas" w:hAnsi="Consolas"/>
+          <w:sz w:val="19"/>
+          <w:szCs w:val="19"/>
+        </w:rPr>
+        <w:t xml:space="preserve">    "available_actions": [</w:t>
+      </w:r>
+    </w:p>
+    <w:p>
+      <w:pPr>
+        <w:shd w:fill="F3F4F6" w:val="clear"/>
+        <w:spacing w:after="0" w:before="0"/>
+        <w:ind w:left="240" w:right="240"/>
+        <w:jc w:val="left"/>
+      </w:pPr>
+      <w:r>
+        <w:rPr>
+          <w:rFonts w:ascii="Consolas" w:cs="Consolas" w:eastAsia="Consolas" w:hAnsi="Consolas"/>
+          <w:sz w:val="19"/>
+          <w:szCs w:val="19"/>
+        </w:rPr>
+        <w:t xml:space="preserve">      "end_turn"</w:t>
+      </w:r>
+    </w:p>
+    <w:p>
+      <w:pPr>
+        <w:shd w:fill="F3F4F6" w:val="clear"/>
+        <w:spacing w:after="0" w:before="0"/>
+        <w:ind w:left="240" w:right="240"/>
+        <w:jc w:val="left"/>
+      </w:pPr>
+      <w:r>
+        <w:rPr>
+          <w:rFonts w:ascii="Consolas" w:cs="Consolas" w:eastAsia="Consolas" w:hAnsi="Consolas"/>
+          <w:sz w:val="19"/>
+          <w:szCs w:val="19"/>
+        </w:rPr>
+        <w:t xml:space="preserve">    ],</w:t>
+      </w:r>
+    </w:p>
+    <w:p>
+      <w:pPr>
+        <w:shd w:fill="F3F4F6" w:val="clear"/>
+        <w:spacing w:after="0" w:before="0"/>
+        <w:ind w:left="240" w:right="240"/>
+        <w:jc w:val="left"/>
+      </w:pPr>
+      <w:r>
+        <w:rPr>
+          <w:rFonts w:ascii="Consolas" w:cs="Consolas" w:eastAsia="Consolas" w:hAnsi="Consolas"/>
+          <w:sz w:val="19"/>
+          <w:szCs w:val="19"/>
+        </w:rPr>
+        <w:t xml:space="preserve">    "players": [</w:t>
+      </w:r>
+    </w:p>
+    <w:p>
+      <w:pPr>
+        <w:shd w:fill="F3F4F6" w:val="clear"/>
+        <w:spacing w:after="0" w:before="0"/>
+        <w:ind w:left="240" w:right="240"/>
+        <w:jc w:val="left"/>
+      </w:pPr>
+      <w:r>
+        <w:rPr>
+          <w:rFonts w:ascii="Consolas" w:cs="Consolas" w:eastAsia="Consolas" w:hAnsi="Consolas"/>
+          <w:sz w:val="19"/>
+          <w:szCs w:val="19"/>
+        </w:rPr>
+        <w:t xml:space="preserve">      {</w:t>
+      </w:r>
+    </w:p>
+    <w:p>
+      <w:pPr>
+        <w:shd w:fill="F3F4F6" w:val="clear"/>
+        <w:spacing w:after="0" w:before="0"/>
+        <w:ind w:left="240" w:right="240"/>
+        <w:jc w:val="left"/>
+      </w:pPr>
+      <w:r>
+        <w:rPr>
+          <w:rFonts w:ascii="Consolas" w:cs="Consolas" w:eastAsia="Consolas" w:hAnsi="Consolas"/>
+          <w:sz w:val="19"/>
+          <w:szCs w:val="19"/>
+        </w:rPr>
+        <w:t xml:space="preserve">        "id": 1,</w:t>
+      </w:r>
+    </w:p>
+    <w:p>
+      <w:pPr>
+        <w:shd w:fill="F3F4F6" w:val="clear"/>
+        <w:spacing w:after="0" w:before="0"/>
+        <w:ind w:left="240" w:right="240"/>
+        <w:jc w:val="left"/>
+      </w:pPr>
+      <w:r>
+        <w:rPr>
+          <w:rFonts w:ascii="Consolas" w:cs="Consolas" w:eastAsia="Consolas" w:hAnsi="Consolas"/>
+          <w:sz w:val="19"/>
+          <w:szCs w:val="19"/>
+        </w:rPr>
+        <w:t xml:space="preserve">        "name": "Ada",</w:t>
+      </w:r>
+    </w:p>
+    <w:p>
+      <w:pPr>
+        <w:shd w:fill="F3F4F6" w:val="clear"/>
+        <w:spacing w:after="0" w:before="0"/>
+        <w:ind w:left="240" w:right="240"/>
+        <w:jc w:val="left"/>
+      </w:pPr>
+      <w:r>
+        <w:rPr>
+          <w:rFonts w:ascii="Consolas" w:cs="Consolas" w:eastAsia="Consolas" w:hAnsi="Consolas"/>
+          <w:sz w:val="19"/>
+          <w:szCs w:val="19"/>
+        </w:rPr>
+        <w:t xml:space="preserve">        "money": 1600,</w:t>
+      </w:r>
+    </w:p>
+    <w:p>
+      <w:pPr>
+        <w:shd w:fill="F3F4F6" w:val="clear"/>
+        <w:spacing w:after="0" w:before="0"/>
+        <w:ind w:left="240" w:right="240"/>
+        <w:jc w:val="left"/>
+      </w:pPr>
+      <w:r>
+        <w:rPr>
+          <w:rFonts w:ascii="Consolas" w:cs="Consolas" w:eastAsia="Consolas" w:hAnsi="Consolas"/>
+          <w:sz w:val="19"/>
+          <w:szCs w:val="19"/>
+        </w:rPr>
+        <w:t xml:space="preserve">        "position": 2,</w:t>
+      </w:r>
+    </w:p>
+    <w:p>
+      <w:pPr>
+        <w:shd w:fill="F3F4F6" w:val="clear"/>
+        <w:spacing w:after="0" w:before="0"/>
+        <w:ind w:left="240" w:right="240"/>
+        <w:jc w:val="left"/>
+      </w:pPr>
+      <w:r>
+        <w:rPr>
+          <w:rFonts w:ascii="Consolas" w:cs="Consolas" w:eastAsia="Consolas" w:hAnsi="Consolas"/>
+          <w:sz w:val="19"/>
+          <w:szCs w:val="19"/>
+        </w:rPr>
+        <w:t xml:space="preserve">        "is_bankrupt": false,</w:t>
+      </w:r>
+    </w:p>
+    <w:p>
+      <w:pPr>
+        <w:shd w:fill="F3F4F6" w:val="clear"/>
+        <w:spacing w:after="0" w:before="0"/>
+        <w:ind w:left="240" w:right="240"/>
+        <w:jc w:val="left"/>
+      </w:pPr>
+      <w:r>
+        <w:rPr>
+          <w:rFonts w:ascii="Consolas" w:cs="Consolas" w:eastAsia="Consolas" w:hAnsi="Consolas"/>
+          <w:sz w:val="19"/>
+          <w:szCs w:val="19"/>
+        </w:rPr>
+        <w:t xml:space="preserve">        "owned_tile_ids": []</w:t>
+      </w:r>
+    </w:p>
+    <w:p>
+      <w:pPr>
+        <w:shd w:fill="F3F4F6" w:val="clear"/>
+        <w:spacing w:after="0" w:before="0"/>
+        <w:ind w:left="240" w:right="240"/>
+        <w:jc w:val="left"/>
+      </w:pPr>
+      <w:r>
+        <w:rPr>
+          <w:rFonts w:ascii="Consolas" w:cs="Consolas" w:eastAsia="Consolas" w:hAnsi="Consolas"/>
+          <w:sz w:val="19"/>
+          <w:szCs w:val="19"/>
+        </w:rPr>
+        <w:t xml:space="preserve">      },</w:t>
+      </w:r>
+    </w:p>
+    <w:p>
+      <w:pPr>
+        <w:shd w:fill="F3F4F6" w:val="clear"/>
+        <w:spacing w:after="0" w:before="0"/>
+        <w:ind w:left="240" w:right="240"/>
+        <w:jc w:val="left"/>
+      </w:pPr>
+      <w:r>
+        <w:rPr>
+          <w:rFonts w:ascii="Consolas" w:cs="Consolas" w:eastAsia="Consolas" w:hAnsi="Consolas"/>
+          <w:sz w:val="19"/>
+          <w:szCs w:val="19"/>
+        </w:rPr>
+        <w:t xml:space="preserve">      {</w:t>
+      </w:r>
+    </w:p>
+    <w:p>
+      <w:pPr>
+        <w:shd w:fill="F3F4F6" w:val="clear"/>
+        <w:spacing w:after="0" w:before="0"/>
+        <w:ind w:left="240" w:right="240"/>
+        <w:jc w:val="left"/>
+      </w:pPr>
+      <w:r>
+        <w:rPr>
+          <w:rFonts w:ascii="Consolas" w:cs="Consolas" w:eastAsia="Consolas" w:hAnsi="Consolas"/>
+          <w:sz w:val="19"/>
+          <w:szCs w:val="19"/>
+        </w:rPr>
+        <w:t xml:space="preserve">        "id": 2,</w:t>
+      </w:r>
+    </w:p>
+    <w:p>
+      <w:pPr>
+        <w:shd w:fill="F3F4F6" w:val="clear"/>
+        <w:spacing w:after="0" w:before="0"/>
+        <w:ind w:left="240" w:right="240"/>
+        <w:jc w:val="left"/>
+      </w:pPr>
+      <w:r>
+        <w:rPr>
+          <w:rFonts w:ascii="Consolas" w:cs="Consolas" w:eastAsia="Consolas" w:hAnsi="Consolas"/>
+          <w:sz w:val="19"/>
+          <w:szCs w:val="19"/>
+        </w:rPr>
+        <w:t xml:space="preserve">        "name": "Linus",</w:t>
+      </w:r>
+    </w:p>
+    <w:p>
+      <w:pPr>
+        <w:shd w:fill="F3F4F6" w:val="clear"/>
+        <w:spacing w:after="0" w:before="0"/>
+        <w:ind w:left="240" w:right="240"/>
+        <w:jc w:val="left"/>
+      </w:pPr>
+      <w:r>
+        <w:rPr>
+          <w:rFonts w:ascii="Consolas" w:cs="Consolas" w:eastAsia="Consolas" w:hAnsi="Consolas"/>
+          <w:sz w:val="19"/>
+          <w:szCs w:val="19"/>
+        </w:rPr>
+        <w:t xml:space="preserve">        "money": 1500,</w:t>
+      </w:r>
+    </w:p>
+    <w:p>
+      <w:pPr>
+        <w:shd w:fill="F3F4F6" w:val="clear"/>
+        <w:spacing w:after="0" w:before="0"/>
+        <w:ind w:left="240" w:right="240"/>
+        <w:jc w:val="left"/>
+      </w:pPr>
+      <w:r>
+        <w:rPr>
+          <w:rFonts w:ascii="Consolas" w:cs="Consolas" w:eastAsia="Consolas" w:hAnsi="Consolas"/>
+          <w:sz w:val="19"/>
+          <w:szCs w:val="19"/>
+        </w:rPr>
+        <w:t xml:space="preserve">        "position": 0,</w:t>
+      </w:r>
+    </w:p>
+    <w:p>
+      <w:pPr>
+        <w:shd w:fill="F3F4F6" w:val="clear"/>
+        <w:spacing w:after="0" w:before="0"/>
+        <w:ind w:left="240" w:right="240"/>
+        <w:jc w:val="left"/>
+      </w:pPr>
+      <w:r>
+        <w:rPr>
+          <w:rFonts w:ascii="Consolas" w:cs="Consolas" w:eastAsia="Consolas" w:hAnsi="Consolas"/>
+          <w:sz w:val="19"/>
+          <w:szCs w:val="19"/>
+        </w:rPr>
+        <w:t xml:space="preserve">        "is_bankrupt": false,</w:t>
+      </w:r>
+    </w:p>
+    <w:p>
+      <w:pPr>
+        <w:shd w:fill="F3F4F6" w:val="clear"/>
+        <w:spacing w:after="0" w:before="0"/>
+        <w:ind w:left="240" w:right="240"/>
+        <w:jc w:val="left"/>
+      </w:pPr>
+      <w:r>
+        <w:rPr>
+          <w:rFonts w:ascii="Consolas" w:cs="Consolas" w:eastAsia="Consolas" w:hAnsi="Consolas"/>
+          <w:sz w:val="19"/>
+          <w:szCs w:val="19"/>
+        </w:rPr>
+        <w:t xml:space="preserve">        "owned_tile_ids": []</w:t>
+      </w:r>
+    </w:p>
+    <w:p>
+      <w:pPr>
+        <w:shd w:fill="F3F4F6" w:val="clear"/>
+        <w:spacing w:after="0" w:before="0"/>
+        <w:ind w:left="240" w:right="240"/>
+        <w:jc w:val="left"/>
+      </w:pPr>
+      <w:r>
+        <w:rPr>
+          <w:rFonts w:ascii="Consolas" w:cs="Consolas" w:eastAsia="Consolas" w:hAnsi="Consolas"/>
+          <w:sz w:val="19"/>
+          <w:szCs w:val="19"/>
+        </w:rPr>
+        <w:t xml:space="preserve">      }</w:t>
+      </w:r>
+    </w:p>
+    <w:p>
+      <w:pPr>
+        <w:shd w:fill="F3F4F6" w:val="clear"/>
+        <w:spacing w:after="0" w:before="0"/>
+        <w:ind w:left="240" w:right="240"/>
+        <w:jc w:val="left"/>
+      </w:pPr>
+      <w:r>
+        <w:rPr>
+          <w:rFonts w:ascii="Consolas" w:cs="Consolas" w:eastAsia="Consolas" w:hAnsi="Consolas"/>
+          <w:sz w:val="19"/>
+          <w:szCs w:val="19"/>
+        </w:rPr>
+        <w:t xml:space="preserve">    ],</w:t>
+      </w:r>
+    </w:p>
+    <w:p>
+      <w:pPr>
+        <w:shd w:fill="F3F4F6" w:val="clear"/>
+        <w:spacing w:after="0" w:before="0"/>
+        <w:ind w:left="240" w:right="240"/>
+        <w:jc w:val="left"/>
+      </w:pPr>
+      <w:r>
+        <w:rPr>
+          <w:rFonts w:ascii="Consolas" w:cs="Consolas" w:eastAsia="Consolas" w:hAnsi="Consolas"/>
+          <w:sz w:val="19"/>
+          <w:szCs w:val="19"/>
+        </w:rPr>
+        <w:t xml:space="preserve">    "board": [</w:t>
+      </w:r>
+    </w:p>
+    <w:p>
+      <w:pPr>
+        <w:shd w:fill="F3F4F6" w:val="clear"/>
+        <w:spacing w:after="0" w:before="0"/>
+        <w:ind w:left="240" w:right="240"/>
+        <w:jc w:val="left"/>
+      </w:pPr>
+      <w:r>
+        <w:rPr>
+          <w:rFonts w:ascii="Consolas" w:cs="Consolas" w:eastAsia="Consolas" w:hAnsi="Consolas"/>
+          <w:sz w:val="19"/>
+          <w:szCs w:val="19"/>
+        </w:rPr>
+        <w:t xml:space="preserve">      {</w:t>
+      </w:r>
+    </w:p>
+    <w:p>
+      <w:pPr>
+        <w:shd w:fill="F3F4F6" w:val="clear"/>
+        <w:spacing w:after="0" w:before="0"/>
+        <w:ind w:left="240" w:right="240"/>
+        <w:jc w:val="left"/>
+      </w:pPr>
+      <w:r>
+        <w:rPr>
+          <w:rFonts w:ascii="Consolas" w:cs="Consolas" w:eastAsia="Consolas" w:hAnsi="Consolas"/>
+          <w:sz w:val="19"/>
+          <w:szCs w:val="19"/>
+        </w:rPr>
+        <w:t xml:space="preserve">        "id": 0,</w:t>
+      </w:r>
+    </w:p>
+    <w:p>
+      <w:pPr>
+        <w:shd w:fill="F3F4F6" w:val="clear"/>
+        <w:spacing w:after="0" w:before="0"/>
+        <w:ind w:left="240" w:right="240"/>
+        <w:jc w:val="left"/>
+      </w:pPr>
+      <w:r>
+        <w:rPr>
+          <w:rFonts w:ascii="Consolas" w:cs="Consolas" w:eastAsia="Consolas" w:hAnsi="Consolas"/>
+          <w:sz w:val="19"/>
+          <w:szCs w:val="19"/>
+        </w:rPr>
+        <w:t xml:space="preserve">        "name": "נקודת יציאה",</w:t>
+      </w:r>
+    </w:p>
+    <w:p>
+      <w:pPr>
+        <w:shd w:fill="F3F4F6" w:val="clear"/>
+        <w:spacing w:after="0" w:before="0"/>
+        <w:ind w:left="240" w:right="240"/>
+        <w:jc w:val="left"/>
+      </w:pPr>
+      <w:r>
+        <w:rPr>
+          <w:rFonts w:ascii="Consolas" w:cs="Consolas" w:eastAsia="Consolas" w:hAnsi="Consolas"/>
+          <w:sz w:val="19"/>
+          <w:szCs w:val="19"/>
+        </w:rPr>
+        <w:t xml:space="preserve">        "type": "start"</w:t>
+      </w:r>
+    </w:p>
+    <w:p>
+      <w:pPr>
+        <w:shd w:fill="F3F4F6" w:val="clear"/>
+        <w:spacing w:after="0" w:before="0"/>
+        <w:ind w:left="240" w:right="240"/>
+        <w:jc w:val="left"/>
+      </w:pPr>
+      <w:r>
+        <w:rPr>
+          <w:rFonts w:ascii="Consolas" w:cs="Consolas" w:eastAsia="Consolas" w:hAnsi="Consolas"/>
+          <w:sz w:val="19"/>
+          <w:szCs w:val="19"/>
+        </w:rPr>
+        <w:t xml:space="preserve">      },</w:t>
+      </w:r>
+    </w:p>
+    <w:p>
+      <w:pPr>
+        <w:shd w:fill="F3F4F6" w:val="clear"/>
+        <w:spacing w:after="0" w:before="0"/>
+        <w:ind w:left="240" w:right="240"/>
+        <w:jc w:val="left"/>
+      </w:pPr>
+      <w:r>
+        <w:rPr>
+          <w:rFonts w:ascii="Consolas" w:cs="Consolas" w:eastAsia="Consolas" w:hAnsi="Consolas"/>
+          <w:sz w:val="19"/>
+          <w:szCs w:val="19"/>
+        </w:rPr>
+        <w:t xml:space="preserve">      {</w:t>
+      </w:r>
+    </w:p>
+    <w:p>
+      <w:pPr>
+        <w:shd w:fill="F3F4F6" w:val="clear"/>
+        <w:spacing w:after="0" w:before="0"/>
+        <w:ind w:left="240" w:right="240"/>
+        <w:jc w:val="left"/>
+      </w:pPr>
+      <w:r>
+        <w:rPr>
+          <w:rFonts w:ascii="Consolas" w:cs="Consolas" w:eastAsia="Consolas" w:hAnsi="Consolas"/>
+          <w:sz w:val="19"/>
+          <w:szCs w:val="19"/>
+        </w:rPr>
+        <w:t xml:space="preserve">        "id": 1,</w:t>
+      </w:r>
+    </w:p>
+    <w:p>
+      <w:pPr>
+        <w:shd w:fill="F3F4F6" w:val="clear"/>
+        <w:spacing w:after="0" w:before="0"/>
+        <w:ind w:left="240" w:right="240"/>
+        <w:jc w:val="left"/>
+      </w:pPr>
+      <w:r>
+        <w:rPr>
+          <w:rFonts w:ascii="Consolas" w:cs="Consolas" w:eastAsia="Consolas" w:hAnsi="Consolas"/>
+          <w:sz w:val="19"/>
+          <w:szCs w:val="19"/>
+        </w:rPr>
+        <w:t xml:space="preserve">        "name": "ירדן",</w:t>
+      </w:r>
+    </w:p>
+    <w:p>
+      <w:pPr>
+        <w:shd w:fill="F3F4F6" w:val="clear"/>
+        <w:spacing w:after="0" w:before="0"/>
+        <w:ind w:left="240" w:right="240"/>
+        <w:jc w:val="left"/>
+      </w:pPr>
+      <w:r>
+        <w:rPr>
+          <w:rFonts w:ascii="Consolas" w:cs="Consolas" w:eastAsia="Consolas" w:hAnsi="Consolas"/>
+          <w:sz w:val="19"/>
+          <w:szCs w:val="19"/>
+        </w:rPr>
+        <w:t xml:space="preserve">        "type": "property",</w:t>
+      </w:r>
+    </w:p>
+    <w:p>
+      <w:pPr>
+        <w:shd w:fill="F3F4F6" w:val="clear"/>
+        <w:spacing w:after="0" w:before="0"/>
+        <w:ind w:left="240" w:right="240"/>
+        <w:jc w:val="left"/>
+      </w:pPr>
+      <w:r>
+        <w:rPr>
+          <w:rFonts w:ascii="Consolas" w:cs="Consolas" w:eastAsia="Consolas" w:hAnsi="Consolas"/>
+          <w:sz w:val="19"/>
+          <w:szCs w:val="19"/>
+        </w:rPr>
+        <w:t xml:space="preserve">        "price": 100,</w:t>
+      </w:r>
+    </w:p>
+    <w:p>
+      <w:pPr>
+        <w:shd w:fill="F3F4F6" w:val="clear"/>
+        <w:spacing w:after="0" w:before="0"/>
+        <w:ind w:left="240" w:right="240"/>
+        <w:jc w:val="left"/>
+      </w:pPr>
+      <w:r>
+        <w:rPr>
+          <w:rFonts w:ascii="Consolas" w:cs="Consolas" w:eastAsia="Consolas" w:hAnsi="Consolas"/>
+          <w:sz w:val="19"/>
+          <w:szCs w:val="19"/>
+        </w:rPr>
+        <w:t xml:space="preserve">        "rent": 20,</w:t>
+      </w:r>
+    </w:p>
+    <w:p>
+      <w:pPr>
+        <w:shd w:fill="F3F4F6" w:val="clear"/>
+        <w:spacing w:after="0" w:before="0"/>
+        <w:ind w:left="240" w:right="240"/>
+        <w:jc w:val="left"/>
+      </w:pPr>
+      <w:r>
+        <w:rPr>
+          <w:rFonts w:ascii="Consolas" w:cs="Consolas" w:eastAsia="Consolas" w:hAnsi="Consolas"/>
+          <w:sz w:val="19"/>
+          <w:szCs w:val="19"/>
+        </w:rPr>
+        <w:t xml:space="preserve">        "owner_id": null</w:t>
+      </w:r>
+    </w:p>
+    <w:p>
+      <w:pPr>
+        <w:shd w:fill="F3F4F6" w:val="clear"/>
+        <w:spacing w:after="0" w:before="0"/>
+        <w:ind w:left="240" w:right="240"/>
+        <w:jc w:val="left"/>
+      </w:pPr>
+      <w:r>
+        <w:rPr>
+          <w:rFonts w:ascii="Consolas" w:cs="Consolas" w:eastAsia="Consolas" w:hAnsi="Consolas"/>
+          <w:sz w:val="19"/>
+          <w:szCs w:val="19"/>
+        </w:rPr>
+        <w:t xml:space="preserve">      },</w:t>
+      </w:r>
+    </w:p>
+    <w:p>
+      <w:pPr>
+        <w:shd w:fill="F3F4F6" w:val="clear"/>
+        <w:spacing w:after="0" w:before="0"/>
+        <w:ind w:left="240" w:right="240"/>
+        <w:jc w:val="left"/>
+      </w:pPr>
+      <w:r>
+        <w:rPr>
+          <w:rFonts w:ascii="Consolas" w:cs="Consolas" w:eastAsia="Consolas" w:hAnsi="Consolas"/>
+          <w:sz w:val="19"/>
+          <w:szCs w:val="19"/>
+        </w:rPr>
+        <w:t xml:space="preserve">      {</w:t>
+      </w:r>
+    </w:p>
+    <w:p>
+      <w:pPr>
+        <w:shd w:fill="F3F4F6" w:val="clear"/>
+        <w:spacing w:after="0" w:before="0"/>
+        <w:ind w:left="240" w:right="240"/>
+        <w:jc w:val="left"/>
+      </w:pPr>
+      <w:r>
+        <w:rPr>
+          <w:rFonts w:ascii="Consolas" w:cs="Consolas" w:eastAsia="Consolas" w:hAnsi="Consolas"/>
+          <w:sz w:val="19"/>
+          <w:szCs w:val="19"/>
+        </w:rPr>
+        <w:t xml:space="preserve">        "id": 2,</w:t>
+      </w:r>
+    </w:p>
+    <w:p>
+      <w:pPr>
+        <w:shd w:fill="F3F4F6" w:val="clear"/>
+        <w:spacing w:after="0" w:before="0"/>
+        <w:ind w:left="240" w:right="240"/>
+        <w:jc w:val="left"/>
+      </w:pPr>
+      <w:r>
+        <w:rPr>
+          <w:rFonts w:ascii="Consolas" w:cs="Consolas" w:eastAsia="Consolas" w:hAnsi="Consolas"/>
+          <w:sz w:val="19"/>
+          <w:szCs w:val="19"/>
+        </w:rPr>
+        <w:t xml:space="preserve">        "name": "פסטיבל תרבות",</w:t>
+      </w:r>
+    </w:p>
+    <w:p>
+      <w:pPr>
+        <w:shd w:fill="F3F4F6" w:val="clear"/>
+        <w:spacing w:after="0" w:before="0"/>
+        <w:ind w:left="240" w:right="240"/>
+        <w:jc w:val="left"/>
+      </w:pPr>
+      <w:r>
+        <w:rPr>
+          <w:rFonts w:ascii="Consolas" w:cs="Consolas" w:eastAsia="Consolas" w:hAnsi="Consolas"/>
+          <w:sz w:val="19"/>
+          <w:szCs w:val="19"/>
+        </w:rPr>
+        <w:t xml:space="preserve">        "type": "reward",</w:t>
+      </w:r>
+    </w:p>
+    <w:p>
+      <w:pPr>
+        <w:shd w:fill="F3F4F6" w:val="clear"/>
+        <w:spacing w:after="0" w:before="0"/>
+        <w:ind w:left="240" w:right="240"/>
+        <w:jc w:val="left"/>
+      </w:pPr>
+      <w:r>
+        <w:rPr>
+          <w:rFonts w:ascii="Consolas" w:cs="Consolas" w:eastAsia="Consolas" w:hAnsi="Consolas"/>
+          <w:sz w:val="19"/>
+          <w:szCs w:val="19"/>
+        </w:rPr>
+        <w:t xml:space="preserve">        "amount": 100</w:t>
+      </w:r>
+    </w:p>
+    <w:p>
+      <w:pPr>
+        <w:shd w:fill="F3F4F6" w:val="clear"/>
+        <w:spacing w:after="0" w:before="0"/>
+        <w:ind w:left="240" w:right="240"/>
+        <w:jc w:val="left"/>
+      </w:pPr>
+      <w:r>
+        <w:rPr>
+          <w:rFonts w:ascii="Consolas" w:cs="Consolas" w:eastAsia="Consolas" w:hAnsi="Consolas"/>
+          <w:sz w:val="19"/>
+          <w:szCs w:val="19"/>
+        </w:rPr>
+        <w:t xml:space="preserve">      },</w:t>
+      </w:r>
+    </w:p>
+    <w:p>
+      <w:pPr>
+        <w:shd w:fill="F3F4F6" w:val="clear"/>
+        <w:spacing w:after="0" w:before="0"/>
+        <w:ind w:left="240" w:right="240"/>
+        <w:jc w:val="left"/>
+      </w:pPr>
+      <w:r>
+        <w:rPr>
+          <w:rFonts w:ascii="Consolas" w:cs="Consolas" w:eastAsia="Consolas" w:hAnsi="Consolas"/>
+          <w:sz w:val="19"/>
+          <w:szCs w:val="19"/>
+        </w:rPr>
+        <w:t xml:space="preserve">      {</w:t>
+      </w:r>
+    </w:p>
+    <w:p>
+      <w:pPr>
+        <w:shd w:fill="F3F4F6" w:val="clear"/>
+        <w:spacing w:after="0" w:before="0"/>
+        <w:ind w:left="240" w:right="240"/>
+        <w:jc w:val="left"/>
+      </w:pPr>
+      <w:r>
+        <w:rPr>
+          <w:rFonts w:ascii="Consolas" w:cs="Consolas" w:eastAsia="Consolas" w:hAnsi="Consolas"/>
+          <w:sz w:val="19"/>
+          <w:szCs w:val="19"/>
+        </w:rPr>
+        <w:t xml:space="preserve">        "id": 3,</w:t>
+      </w:r>
+    </w:p>
+    <w:p>
+      <w:pPr>
+        <w:shd w:fill="F3F4F6" w:val="clear"/>
+        <w:spacing w:after="0" w:before="0"/>
+        <w:ind w:left="240" w:right="240"/>
+        <w:jc w:val="left"/>
+      </w:pPr>
+      <w:r>
+        <w:rPr>
+          <w:rFonts w:ascii="Consolas" w:cs="Consolas" w:eastAsia="Consolas" w:hAnsi="Consolas"/>
+          <w:sz w:val="19"/>
+          <w:szCs w:val="19"/>
+        </w:rPr>
+        <w:t xml:space="preserve">        "name": "קהיר",</w:t>
+      </w:r>
+    </w:p>
+    <w:p>
+      <w:pPr>
+        <w:shd w:fill="F3F4F6" w:val="clear"/>
+        <w:spacing w:after="0" w:before="0"/>
+        <w:ind w:left="240" w:right="240"/>
+        <w:jc w:val="left"/>
+      </w:pPr>
+      <w:r>
+        <w:rPr>
+          <w:rFonts w:ascii="Consolas" w:cs="Consolas" w:eastAsia="Consolas" w:hAnsi="Consolas"/>
+          <w:sz w:val="19"/>
+          <w:szCs w:val="19"/>
+        </w:rPr>
+        <w:t xml:space="preserve">        "type": "property",</w:t>
+      </w:r>
+    </w:p>
+    <w:p>
+      <w:pPr>
+        <w:shd w:fill="F3F4F6" w:val="clear"/>
+        <w:spacing w:after="0" w:before="0"/>
+        <w:ind w:left="240" w:right="240"/>
+        <w:jc w:val="left"/>
+      </w:pPr>
+      <w:r>
+        <w:rPr>
+          <w:rFonts w:ascii="Consolas" w:cs="Consolas" w:eastAsia="Consolas" w:hAnsi="Consolas"/>
+          <w:sz w:val="19"/>
+          <w:szCs w:val="19"/>
+        </w:rPr>
+        <w:t xml:space="preserve">        "price": 120,</w:t>
+      </w:r>
+    </w:p>
+    <w:p>
+      <w:pPr>
+        <w:shd w:fill="F3F4F6" w:val="clear"/>
+        <w:spacing w:after="0" w:before="0"/>
+        <w:ind w:left="240" w:right="240"/>
+        <w:jc w:val="left"/>
+      </w:pPr>
+      <w:r>
+        <w:rPr>
+          <w:rFonts w:ascii="Consolas" w:cs="Consolas" w:eastAsia="Consolas" w:hAnsi="Consolas"/>
+          <w:sz w:val="19"/>
+          <w:szCs w:val="19"/>
+        </w:rPr>
+        <w:t xml:space="preserve">        "rent": 24,</w:t>
+      </w:r>
+    </w:p>
+    <w:p>
+      <w:pPr>
+        <w:shd w:fill="F3F4F6" w:val="clear"/>
+        <w:spacing w:after="0" w:before="0"/>
+        <w:ind w:left="240" w:right="240"/>
+        <w:jc w:val="left"/>
+      </w:pPr>
+      <w:r>
+        <w:rPr>
+          <w:rFonts w:ascii="Consolas" w:cs="Consolas" w:eastAsia="Consolas" w:hAnsi="Consolas"/>
+          <w:sz w:val="19"/>
+          <w:szCs w:val="19"/>
+        </w:rPr>
+        <w:t xml:space="preserve">        "owner_id": null</w:t>
+      </w:r>
+    </w:p>
+    <w:p>
+      <w:pPr>
+        <w:shd w:fill="F3F4F6" w:val="clear"/>
+        <w:spacing w:after="0" w:before="0"/>
+        <w:ind w:left="240" w:right="240"/>
+        <w:jc w:val="left"/>
+      </w:pPr>
+      <w:r>
+        <w:rPr>
+          <w:rFonts w:ascii="Consolas" w:cs="Consolas" w:eastAsia="Consolas" w:hAnsi="Consolas"/>
+          <w:sz w:val="19"/>
+          <w:szCs w:val="19"/>
+        </w:rPr>
+        <w:t xml:space="preserve">      },</w:t>
+      </w:r>
+    </w:p>
+    <w:p>
+      <w:pPr>
+        <w:shd w:fill="F3F4F6" w:val="clear"/>
+        <w:spacing w:after="0" w:before="0"/>
+        <w:ind w:left="240" w:right="240"/>
+        <w:jc w:val="left"/>
+      </w:pPr>
+      <w:r>
+        <w:rPr>
+          <w:rFonts w:ascii="Consolas" w:cs="Consolas" w:eastAsia="Consolas" w:hAnsi="Consolas"/>
+          <w:sz w:val="19"/>
+          <w:szCs w:val="19"/>
+        </w:rPr>
+        <w:t xml:space="preserve">      {</w:t>
+      </w:r>
+    </w:p>
+    <w:p>
+      <w:pPr>
+        <w:shd w:fill="F3F4F6" w:val="clear"/>
+        <w:spacing w:after="0" w:before="0"/>
+        <w:ind w:left="240" w:right="240"/>
+        <w:jc w:val="left"/>
+      </w:pPr>
+      <w:r>
+        <w:rPr>
+          <w:rFonts w:ascii="Consolas" w:cs="Consolas" w:eastAsia="Consolas" w:hAnsi="Consolas"/>
+          <w:sz w:val="19"/>
+          <w:szCs w:val="19"/>
+        </w:rPr>
+        <w:t xml:space="preserve">        "id": 4,</w:t>
+      </w:r>
+    </w:p>
+    <w:p>
+      <w:pPr>
+        <w:shd w:fill="F3F4F6" w:val="clear"/>
+        <w:spacing w:after="0" w:before="0"/>
+        <w:ind w:left="240" w:right="240"/>
+        <w:jc w:val="left"/>
+      </w:pPr>
+      <w:r>
+        <w:rPr>
+          <w:rFonts w:ascii="Consolas" w:cs="Consolas" w:eastAsia="Consolas" w:hAnsi="Consolas"/>
+          <w:sz w:val="19"/>
+          <w:szCs w:val="19"/>
+        </w:rPr>
+        <w:t xml:space="preserve">        "name": "מכס",</w:t>
+      </w:r>
+    </w:p>
+    <w:p>
+      <w:pPr>
+        <w:shd w:fill="F3F4F6" w:val="clear"/>
+        <w:spacing w:after="0" w:before="0"/>
+        <w:ind w:left="240" w:right="240"/>
+        <w:jc w:val="left"/>
+      </w:pPr>
+      <w:r>
+        <w:rPr>
+          <w:rFonts w:ascii="Consolas" w:cs="Consolas" w:eastAsia="Consolas" w:hAnsi="Consolas"/>
+          <w:sz w:val="19"/>
+          <w:szCs w:val="19"/>
+        </w:rPr>
+        <w:t xml:space="preserve">        "type": "penalty",</w:t>
+      </w:r>
+    </w:p>
+    <w:p>
+      <w:pPr>
+        <w:shd w:fill="F3F4F6" w:val="clear"/>
+        <w:spacing w:after="0" w:before="0"/>
+        <w:ind w:left="240" w:right="240"/>
+        <w:jc w:val="left"/>
+      </w:pPr>
+      <w:r>
+        <w:rPr>
+          <w:rFonts w:ascii="Consolas" w:cs="Consolas" w:eastAsia="Consolas" w:hAnsi="Consolas"/>
+          <w:sz w:val="19"/>
+          <w:szCs w:val="19"/>
+        </w:rPr>
+        <w:t xml:space="preserve">        "amount": 350</w:t>
+      </w:r>
+    </w:p>
+    <w:p>
+      <w:pPr>
+        <w:shd w:fill="F3F4F6" w:val="clear"/>
+        <w:spacing w:after="0" w:before="0"/>
+        <w:ind w:left="240" w:right="240"/>
+        <w:jc w:val="left"/>
+      </w:pPr>
+      <w:r>
+        <w:rPr>
+          <w:rFonts w:ascii="Consolas" w:cs="Consolas" w:eastAsia="Consolas" w:hAnsi="Consolas"/>
+          <w:sz w:val="19"/>
+          <w:szCs w:val="19"/>
+        </w:rPr>
+        <w:t xml:space="preserve">      },</w:t>
+      </w:r>
+    </w:p>
+    <w:p>
+      <w:pPr>
+        <w:shd w:fill="F3F4F6" w:val="clear"/>
+        <w:spacing w:after="0" w:before="0"/>
+        <w:ind w:left="240" w:right="240"/>
+        <w:jc w:val="left"/>
+      </w:pPr>
+      <w:r>
+        <w:rPr>
+          <w:rFonts w:ascii="Consolas" w:cs="Consolas" w:eastAsia="Consolas" w:hAnsi="Consolas"/>
+          <w:sz w:val="19"/>
+          <w:szCs w:val="19"/>
+        </w:rPr>
+        <w:t xml:space="preserve">      {</w:t>
+      </w:r>
+    </w:p>
+    <w:p>
+      <w:pPr>
+        <w:shd w:fill="F3F4F6" w:val="clear"/>
+        <w:spacing w:after="0" w:before="0"/>
+        <w:ind w:left="240" w:right="240"/>
+        <w:jc w:val="left"/>
+      </w:pPr>
+      <w:r>
+        <w:rPr>
+          <w:rFonts w:ascii="Consolas" w:cs="Consolas" w:eastAsia="Consolas" w:hAnsi="Consolas"/>
+          <w:sz w:val="19"/>
+          <w:szCs w:val="19"/>
+        </w:rPr>
+        <w:t xml:space="preserve">        "id": 5,</w:t>
+      </w:r>
+    </w:p>
+    <w:p>
+      <w:pPr>
+        <w:shd w:fill="F3F4F6" w:val="clear"/>
+        <w:spacing w:after="0" w:before="0"/>
+        <w:ind w:left="240" w:right="240"/>
+        <w:jc w:val="left"/>
+      </w:pPr>
+      <w:r>
+        <w:rPr>
+          <w:rFonts w:ascii="Consolas" w:cs="Consolas" w:eastAsia="Consolas" w:hAnsi="Consolas"/>
+          <w:sz w:val="19"/>
+          <w:szCs w:val="19"/>
+        </w:rPr>
+        <w:t xml:space="preserve">        "name": "איחוד האמירויות",</w:t>
+      </w:r>
+    </w:p>
+    <w:p>
+      <w:pPr>
+        <w:shd w:fill="F3F4F6" w:val="clear"/>
+        <w:spacing w:after="0" w:before="0"/>
+        <w:ind w:left="240" w:right="240"/>
+        <w:jc w:val="left"/>
+      </w:pPr>
+      <w:r>
+        <w:rPr>
+          <w:rFonts w:ascii="Consolas" w:cs="Consolas" w:eastAsia="Consolas" w:hAnsi="Consolas"/>
+          <w:sz w:val="19"/>
+          <w:szCs w:val="19"/>
+        </w:rPr>
+        <w:t xml:space="preserve">        "type": "property",</w:t>
+      </w:r>
+    </w:p>
+    <w:p>
+      <w:pPr>
+        <w:shd w:fill="F3F4F6" w:val="clear"/>
+        <w:spacing w:after="0" w:before="0"/>
+        <w:ind w:left="240" w:right="240"/>
+        <w:jc w:val="left"/>
+      </w:pPr>
+      <w:r>
+        <w:rPr>
+          <w:rFonts w:ascii="Consolas" w:cs="Consolas" w:eastAsia="Consolas" w:hAnsi="Consolas"/>
+          <w:sz w:val="19"/>
+          <w:szCs w:val="19"/>
+        </w:rPr>
+        <w:t xml:space="preserve">        "price": 140,</w:t>
+      </w:r>
+    </w:p>
+    <w:p>
+      <w:pPr>
+        <w:shd w:fill="F3F4F6" w:val="clear"/>
+        <w:spacing w:after="0" w:before="0"/>
+        <w:ind w:left="240" w:right="240"/>
+        <w:jc w:val="left"/>
+      </w:pPr>
+      <w:r>
+        <w:rPr>
+          <w:rFonts w:ascii="Consolas" w:cs="Consolas" w:eastAsia="Consolas" w:hAnsi="Consolas"/>
+          <w:sz w:val="19"/>
+          <w:szCs w:val="19"/>
+        </w:rPr>
+        <w:t xml:space="preserve">        "rent": 28,</w:t>
+      </w:r>
+    </w:p>
+    <w:p>
+      <w:pPr>
+        <w:shd w:fill="F3F4F6" w:val="clear"/>
+        <w:spacing w:after="0" w:before="0"/>
+        <w:ind w:left="240" w:right="240"/>
+        <w:jc w:val="left"/>
+      </w:pPr>
+      <w:r>
+        <w:rPr>
+          <w:rFonts w:ascii="Consolas" w:cs="Consolas" w:eastAsia="Consolas" w:hAnsi="Consolas"/>
+          <w:sz w:val="19"/>
+          <w:szCs w:val="19"/>
+        </w:rPr>
+        <w:t xml:space="preserve">        "owner_id": null</w:t>
+      </w:r>
+    </w:p>
+    <w:p>
+      <w:pPr>
+        <w:shd w:fill="F3F4F6" w:val="clear"/>
+        <w:spacing w:after="0" w:before="0"/>
+        <w:ind w:left="240" w:right="240"/>
+        <w:jc w:val="left"/>
+      </w:pPr>
+      <w:r>
+        <w:rPr>
+          <w:rFonts w:ascii="Consolas" w:cs="Consolas" w:eastAsia="Consolas" w:hAnsi="Consolas"/>
+          <w:sz w:val="19"/>
+          <w:szCs w:val="19"/>
+        </w:rPr>
+        <w:t xml:space="preserve">      },</w:t>
+      </w:r>
+    </w:p>
+    <w:p>
+      <w:pPr>
+        <w:shd w:fill="F3F4F6" w:val="clear"/>
+        <w:spacing w:after="0" w:before="0"/>
+        <w:ind w:left="240" w:right="240"/>
+        <w:jc w:val="left"/>
+      </w:pPr>
+      <w:r>
+        <w:rPr>
+          <w:rFonts w:ascii="Consolas" w:cs="Consolas" w:eastAsia="Consolas" w:hAnsi="Consolas"/>
+          <w:sz w:val="19"/>
+          <w:szCs w:val="19"/>
+        </w:rPr>
+        <w:t xml:space="preserve">      {</w:t>
+      </w:r>
+    </w:p>
+    <w:p>
+      <w:pPr>
+        <w:shd w:fill="F3F4F6" w:val="clear"/>
+        <w:spacing w:after="0" w:before="0"/>
+        <w:ind w:left="240" w:right="240"/>
+        <w:jc w:val="left"/>
+      </w:pPr>
+      <w:r>
+        <w:rPr>
+          <w:rFonts w:ascii="Consolas" w:cs="Consolas" w:eastAsia="Consolas" w:hAnsi="Consolas"/>
+          <w:sz w:val="19"/>
+          <w:szCs w:val="19"/>
+        </w:rPr>
+        <w:t xml:space="preserve">        "id": 6,</w:t>
+      </w:r>
+    </w:p>
+    <w:p>
+      <w:pPr>
+        <w:shd w:fill="F3F4F6" w:val="clear"/>
+        <w:spacing w:after="0" w:before="0"/>
+        <w:ind w:left="240" w:right="240"/>
+        <w:jc w:val="left"/>
+      </w:pPr>
+      <w:r>
+        <w:rPr>
+          <w:rFonts w:ascii="Consolas" w:cs="Consolas" w:eastAsia="Consolas" w:hAnsi="Consolas"/>
+          <w:sz w:val="19"/>
+          <w:szCs w:val="19"/>
+        </w:rPr>
+        <w:t xml:space="preserve">        "name": "הפתעה במדבר",</w:t>
+      </w:r>
+    </w:p>
+    <w:p>
+      <w:pPr>
+        <w:shd w:fill="F3F4F6" w:val="clear"/>
+        <w:spacing w:after="0" w:before="0"/>
+        <w:ind w:left="240" w:right="240"/>
+        <w:jc w:val="left"/>
+      </w:pPr>
+      <w:r>
+        <w:rPr>
+          <w:rFonts w:ascii="Consolas" w:cs="Consolas" w:eastAsia="Consolas" w:hAnsi="Consolas"/>
+          <w:sz w:val="19"/>
+          <w:szCs w:val="19"/>
+        </w:rPr>
+        <w:t xml:space="preserve">        "type": "surprise"</w:t>
+      </w:r>
+    </w:p>
+    <w:p>
+      <w:pPr>
+        <w:shd w:fill="F3F4F6" w:val="clear"/>
+        <w:spacing w:after="0" w:before="0"/>
+        <w:ind w:left="240" w:right="240"/>
+        <w:jc w:val="left"/>
+      </w:pPr>
+      <w:r>
+        <w:rPr>
+          <w:rFonts w:ascii="Consolas" w:cs="Consolas" w:eastAsia="Consolas" w:hAnsi="Consolas"/>
+          <w:sz w:val="19"/>
+          <w:szCs w:val="19"/>
+        </w:rPr>
+        <w:t xml:space="preserve">      },</w:t>
+      </w:r>
+    </w:p>
+    <w:p>
+      <w:pPr>
+        <w:shd w:fill="F3F4F6" w:val="clear"/>
+        <w:spacing w:after="0" w:before="0"/>
+        <w:ind w:left="240" w:right="240"/>
+        <w:jc w:val="left"/>
+      </w:pPr>
+      <w:r>
+        <w:rPr>
+          <w:rFonts w:ascii="Consolas" w:cs="Consolas" w:eastAsia="Consolas" w:hAnsi="Consolas"/>
+          <w:sz w:val="19"/>
+          <w:szCs w:val="19"/>
+        </w:rPr>
+        <w:t xml:space="preserve">      {</w:t>
+      </w:r>
+    </w:p>
+    <w:p>
+      <w:pPr>
+        <w:shd w:fill="F3F4F6" w:val="clear"/>
+        <w:spacing w:after="0" w:before="0"/>
+        <w:ind w:left="240" w:right="240"/>
+        <w:jc w:val="left"/>
+      </w:pPr>
+      <w:r>
+        <w:rPr>
+          <w:rFonts w:ascii="Consolas" w:cs="Consolas" w:eastAsia="Consolas" w:hAnsi="Consolas"/>
+          <w:sz w:val="19"/>
+          <w:szCs w:val="19"/>
+        </w:rPr>
+        <w:t xml:space="preserve">        "id": 7,</w:t>
+      </w:r>
+    </w:p>
+    <w:p>
+      <w:pPr>
+        <w:shd w:fill="F3F4F6" w:val="clear"/>
+        <w:spacing w:after="0" w:before="0"/>
+        <w:ind w:left="240" w:right="240"/>
+        <w:jc w:val="left"/>
+      </w:pPr>
+      <w:r>
+        <w:rPr>
+          <w:rFonts w:ascii="Consolas" w:cs="Consolas" w:eastAsia="Consolas" w:hAnsi="Consolas"/>
+          <w:sz w:val="19"/>
+          <w:szCs w:val="19"/>
+        </w:rPr>
+        <w:t xml:space="preserve">        "name": "דובאי",</w:t>
+      </w:r>
+    </w:p>
+    <w:p>
+      <w:pPr>
+        <w:shd w:fill="F3F4F6" w:val="clear"/>
+        <w:spacing w:after="0" w:before="0"/>
+        <w:ind w:left="240" w:right="240"/>
+        <w:jc w:val="left"/>
+      </w:pPr>
+      <w:r>
+        <w:rPr>
+          <w:rFonts w:ascii="Consolas" w:cs="Consolas" w:eastAsia="Consolas" w:hAnsi="Consolas"/>
+          <w:sz w:val="19"/>
+          <w:szCs w:val="19"/>
+        </w:rPr>
+        <w:t xml:space="preserve">        "type": "property",</w:t>
+      </w:r>
+    </w:p>
+    <w:p>
+      <w:pPr>
+        <w:shd w:fill="F3F4F6" w:val="clear"/>
+        <w:spacing w:after="0" w:before="0"/>
+        <w:ind w:left="240" w:right="240"/>
+        <w:jc w:val="left"/>
+      </w:pPr>
+      <w:r>
+        <w:rPr>
+          <w:rFonts w:ascii="Consolas" w:cs="Consolas" w:eastAsia="Consolas" w:hAnsi="Consolas"/>
+          <w:sz w:val="19"/>
+          <w:szCs w:val="19"/>
+        </w:rPr>
+        <w:t xml:space="preserve">        "price": 160,</w:t>
+      </w:r>
+    </w:p>
+    <w:p>
+      <w:pPr>
+        <w:shd w:fill="F3F4F6" w:val="clear"/>
+        <w:spacing w:after="0" w:before="0"/>
+        <w:ind w:left="240" w:right="240"/>
+        <w:jc w:val="left"/>
+      </w:pPr>
+      <w:r>
+        <w:rPr>
+          <w:rFonts w:ascii="Consolas" w:cs="Consolas" w:eastAsia="Consolas" w:hAnsi="Consolas"/>
+          <w:sz w:val="19"/>
+          <w:szCs w:val="19"/>
+        </w:rPr>
+        <w:t xml:space="preserve">        "rent": 32,</w:t>
+      </w:r>
+    </w:p>
+    <w:p>
+      <w:pPr>
+        <w:shd w:fill="F3F4F6" w:val="clear"/>
+        <w:spacing w:after="0" w:before="0"/>
+        <w:ind w:left="240" w:right="240"/>
+        <w:jc w:val="left"/>
+      </w:pPr>
+      <w:r>
+        <w:rPr>
+          <w:rFonts w:ascii="Consolas" w:cs="Consolas" w:eastAsia="Consolas" w:hAnsi="Consolas"/>
+          <w:sz w:val="19"/>
+          <w:szCs w:val="19"/>
+        </w:rPr>
+        <w:t xml:space="preserve">        "owner_id": null</w:t>
+      </w:r>
+    </w:p>
+    <w:p>
+      <w:pPr>
+        <w:shd w:fill="F3F4F6" w:val="clear"/>
+        <w:spacing w:after="0" w:before="0"/>
+        <w:ind w:left="240" w:right="240"/>
+        <w:jc w:val="left"/>
+      </w:pPr>
+      <w:r>
+        <w:rPr>
+          <w:rFonts w:ascii="Consolas" w:cs="Consolas" w:eastAsia="Consolas" w:hAnsi="Consolas"/>
+          <w:sz w:val="19"/>
+          <w:szCs w:val="19"/>
+        </w:rPr>
+        <w:t xml:space="preserve">      },</w:t>
+      </w:r>
+    </w:p>
+    <w:p>
+      <w:pPr>
+        <w:shd w:fill="F3F4F6" w:val="clear"/>
+        <w:spacing w:after="0" w:before="0"/>
+        <w:ind w:left="240" w:right="240"/>
+        <w:jc w:val="left"/>
+      </w:pPr>
+      <w:r>
+        <w:rPr>
+          <w:rFonts w:ascii="Consolas" w:cs="Consolas" w:eastAsia="Consolas" w:hAnsi="Consolas"/>
+          <w:sz w:val="19"/>
+          <w:szCs w:val="19"/>
+        </w:rPr>
+        <w:t xml:space="preserve">      {</w:t>
+      </w:r>
+    </w:p>
+    <w:p>
+      <w:pPr>
+        <w:shd w:fill="F3F4F6" w:val="clear"/>
+        <w:spacing w:after="0" w:before="0"/>
+        <w:ind w:left="240" w:right="240"/>
+        <w:jc w:val="left"/>
+      </w:pPr>
+      <w:r>
+        <w:rPr>
+          <w:rFonts w:ascii="Consolas" w:cs="Consolas" w:eastAsia="Consolas" w:hAnsi="Consolas"/>
+          <w:sz w:val="19"/>
+          <w:szCs w:val="19"/>
+        </w:rPr>
+        <w:t xml:space="preserve">        "id": 8,</w:t>
+      </w:r>
+    </w:p>
+    <w:p>
+      <w:pPr>
+        <w:shd w:fill="F3F4F6" w:val="clear"/>
+        <w:spacing w:after="0" w:before="0"/>
+        <w:ind w:left="240" w:right="240"/>
+        <w:jc w:val="left"/>
+      </w:pPr>
+      <w:r>
+        <w:rPr>
+          <w:rFonts w:ascii="Consolas" w:cs="Consolas" w:eastAsia="Consolas" w:hAnsi="Consolas"/>
+          <w:sz w:val="19"/>
+          <w:szCs w:val="19"/>
+        </w:rPr>
+        <w:t xml:space="preserve">        "name": "עסקת נפט",</w:t>
+      </w:r>
+    </w:p>
+    <w:p>
+      <w:pPr>
+        <w:shd w:fill="F3F4F6" w:val="clear"/>
+        <w:spacing w:after="0" w:before="0"/>
+        <w:ind w:left="240" w:right="240"/>
+        <w:jc w:val="left"/>
+      </w:pPr>
+      <w:r>
+        <w:rPr>
+          <w:rFonts w:ascii="Consolas" w:cs="Consolas" w:eastAsia="Consolas" w:hAnsi="Consolas"/>
+          <w:sz w:val="19"/>
+          <w:szCs w:val="19"/>
+        </w:rPr>
+        <w:t xml:space="preserve">        "type": "reward",</w:t>
+      </w:r>
+    </w:p>
+    <w:p>
+      <w:pPr>
+        <w:shd w:fill="F3F4F6" w:val="clear"/>
+        <w:spacing w:after="0" w:before="0"/>
+        <w:ind w:left="240" w:right="240"/>
+        <w:jc w:val="left"/>
+      </w:pPr>
+      <w:r>
+        <w:rPr>
+          <w:rFonts w:ascii="Consolas" w:cs="Consolas" w:eastAsia="Consolas" w:hAnsi="Consolas"/>
+          <w:sz w:val="19"/>
+          <w:szCs w:val="19"/>
+        </w:rPr>
+        <w:t xml:space="preserve">        "amount": 150</w:t>
+      </w:r>
+    </w:p>
+    <w:p>
+      <w:pPr>
+        <w:shd w:fill="F3F4F6" w:val="clear"/>
+        <w:spacing w:after="0" w:before="0"/>
+        <w:ind w:left="240" w:right="240"/>
+        <w:jc w:val="left"/>
+      </w:pPr>
+      <w:r>
+        <w:rPr>
+          <w:rFonts w:ascii="Consolas" w:cs="Consolas" w:eastAsia="Consolas" w:hAnsi="Consolas"/>
+          <w:sz w:val="19"/>
+          <w:szCs w:val="19"/>
+        </w:rPr>
+        <w:t xml:space="preserve">      },</w:t>
+      </w:r>
+    </w:p>
+    <w:p>
+      <w:pPr>
+        <w:shd w:fill="F3F4F6" w:val="clear"/>
+        <w:spacing w:after="0" w:before="0"/>
+        <w:ind w:left="240" w:right="240"/>
+        <w:jc w:val="left"/>
+      </w:pPr>
+      <w:r>
+        <w:rPr>
+          <w:rFonts w:ascii="Consolas" w:cs="Consolas" w:eastAsia="Consolas" w:hAnsi="Consolas"/>
+          <w:sz w:val="19"/>
+          <w:szCs w:val="19"/>
+        </w:rPr>
+        <w:t xml:space="preserve">      {</w:t>
+      </w:r>
+    </w:p>
+    <w:p>
+      <w:pPr>
+        <w:shd w:fill="F3F4F6" w:val="clear"/>
+        <w:spacing w:after="0" w:before="0"/>
+        <w:ind w:left="240" w:right="240"/>
+        <w:jc w:val="left"/>
+      </w:pPr>
+      <w:r>
+        <w:rPr>
+          <w:rFonts w:ascii="Consolas" w:cs="Consolas" w:eastAsia="Consolas" w:hAnsi="Consolas"/>
+          <w:sz w:val="19"/>
+          <w:szCs w:val="19"/>
+        </w:rPr>
+        <w:t xml:space="preserve">        "id": 9,</w:t>
+      </w:r>
+    </w:p>
+    <w:p>
+      <w:pPr>
+        <w:shd w:fill="F3F4F6" w:val="clear"/>
+        <w:spacing w:after="0" w:before="0"/>
+        <w:ind w:left="240" w:right="240"/>
+        <w:jc w:val="left"/>
+      </w:pPr>
+      <w:r>
+        <w:rPr>
+          <w:rFonts w:ascii="Consolas" w:cs="Consolas" w:eastAsia="Consolas" w:hAnsi="Consolas"/>
+          <w:sz w:val="19"/>
+          <w:szCs w:val="19"/>
+        </w:rPr>
+        <w:t xml:space="preserve">        "name": "מרוקו",</w:t>
+      </w:r>
+    </w:p>
+    <w:p>
+      <w:pPr>
+        <w:shd w:fill="F3F4F6" w:val="clear"/>
+        <w:spacing w:after="0" w:before="0"/>
+        <w:ind w:left="240" w:right="240"/>
+        <w:jc w:val="left"/>
+      </w:pPr>
+      <w:r>
+        <w:rPr>
+          <w:rFonts w:ascii="Consolas" w:cs="Consolas" w:eastAsia="Consolas" w:hAnsi="Consolas"/>
+          <w:sz w:val="19"/>
+          <w:szCs w:val="19"/>
+        </w:rPr>
+        <w:t xml:space="preserve">        "type": "property",</w:t>
+      </w:r>
+    </w:p>
+    <w:p>
+      <w:pPr>
+        <w:shd w:fill="F3F4F6" w:val="clear"/>
+        <w:spacing w:after="0" w:before="0"/>
+        <w:ind w:left="240" w:right="240"/>
+        <w:jc w:val="left"/>
+      </w:pPr>
+      <w:r>
+        <w:rPr>
+          <w:rFonts w:ascii="Consolas" w:cs="Consolas" w:eastAsia="Consolas" w:hAnsi="Consolas"/>
+          <w:sz w:val="19"/>
+          <w:szCs w:val="19"/>
+        </w:rPr>
+        <w:t xml:space="preserve">        "price": 180,</w:t>
+      </w:r>
+    </w:p>
+    <w:p>
+      <w:pPr>
+        <w:shd w:fill="F3F4F6" w:val="clear"/>
+        <w:spacing w:after="0" w:before="0"/>
+        <w:ind w:left="240" w:right="240"/>
+        <w:jc w:val="left"/>
+      </w:pPr>
+      <w:r>
+        <w:rPr>
+          <w:rFonts w:ascii="Consolas" w:cs="Consolas" w:eastAsia="Consolas" w:hAnsi="Consolas"/>
+          <w:sz w:val="19"/>
+          <w:szCs w:val="19"/>
+        </w:rPr>
+        <w:t xml:space="preserve">        "rent": 36,</w:t>
+      </w:r>
+    </w:p>
+    <w:p>
+      <w:pPr>
+        <w:shd w:fill="F3F4F6" w:val="clear"/>
+        <w:spacing w:after="0" w:before="0"/>
+        <w:ind w:left="240" w:right="240"/>
+        <w:jc w:val="left"/>
+      </w:pPr>
+      <w:r>
+        <w:rPr>
+          <w:rFonts w:ascii="Consolas" w:cs="Consolas" w:eastAsia="Consolas" w:hAnsi="Consolas"/>
+          <w:sz w:val="19"/>
+          <w:szCs w:val="19"/>
+        </w:rPr>
+        <w:t xml:space="preserve">        "owner_id": null</w:t>
+      </w:r>
+    </w:p>
+    <w:p>
+      <w:pPr>
+        <w:shd w:fill="F3F4F6" w:val="clear"/>
+        <w:spacing w:after="0" w:before="0"/>
+        <w:ind w:left="240" w:right="240"/>
+        <w:jc w:val="left"/>
+      </w:pPr>
+      <w:r>
+        <w:rPr>
+          <w:rFonts w:ascii="Consolas" w:cs="Consolas" w:eastAsia="Consolas" w:hAnsi="Consolas"/>
+          <w:sz w:val="19"/>
+          <w:szCs w:val="19"/>
+        </w:rPr>
+        <w:t xml:space="preserve">      },</w:t>
+      </w:r>
+    </w:p>
+    <w:p>
+      <w:pPr>
+        <w:shd w:fill="F3F4F6" w:val="clear"/>
+        <w:spacing w:after="0" w:before="0"/>
+        <w:ind w:left="240" w:right="240"/>
+        <w:jc w:val="left"/>
+      </w:pPr>
+      <w:r>
+        <w:rPr>
+          <w:rFonts w:ascii="Consolas" w:cs="Consolas" w:eastAsia="Consolas" w:hAnsi="Consolas"/>
+          <w:sz w:val="19"/>
+          <w:szCs w:val="19"/>
+        </w:rPr>
+        <w:t xml:space="preserve">      {</w:t>
+      </w:r>
+    </w:p>
+    <w:p>
+      <w:pPr>
+        <w:shd w:fill="F3F4F6" w:val="clear"/>
+        <w:spacing w:after="0" w:before="0"/>
+        <w:ind w:left="240" w:right="240"/>
+        <w:jc w:val="left"/>
+      </w:pPr>
+      <w:r>
+        <w:rPr>
+          <w:rFonts w:ascii="Consolas" w:cs="Consolas" w:eastAsia="Consolas" w:hAnsi="Consolas"/>
+          <w:sz w:val="19"/>
+          <w:szCs w:val="19"/>
+        </w:rPr>
+        <w:t xml:space="preserve">        "id": 10,</w:t>
+      </w:r>
+    </w:p>
+    <w:p>
+      <w:pPr>
+        <w:shd w:fill="F3F4F6" w:val="clear"/>
+        <w:spacing w:after="0" w:before="0"/>
+        <w:ind w:left="240" w:right="240"/>
+        <w:jc w:val="left"/>
+      </w:pPr>
+      <w:r>
+        <w:rPr>
+          <w:rFonts w:ascii="Consolas" w:cs="Consolas" w:eastAsia="Consolas" w:hAnsi="Consolas"/>
+          <w:sz w:val="19"/>
+          <w:szCs w:val="19"/>
+        </w:rPr>
+        <w:t xml:space="preserve">        "name": "מס נמל",</w:t>
+      </w:r>
+    </w:p>
+    <w:p>
+      <w:pPr>
+        <w:shd w:fill="F3F4F6" w:val="clear"/>
+        <w:spacing w:after="0" w:before="0"/>
+        <w:ind w:left="240" w:right="240"/>
+        <w:jc w:val="left"/>
+      </w:pPr>
+      <w:r>
+        <w:rPr>
+          <w:rFonts w:ascii="Consolas" w:cs="Consolas" w:eastAsia="Consolas" w:hAnsi="Consolas"/>
+          <w:sz w:val="19"/>
+          <w:szCs w:val="19"/>
+        </w:rPr>
+        <w:t xml:space="preserve">        "type": "penalty",</w:t>
+      </w:r>
+    </w:p>
+    <w:p>
+      <w:pPr>
+        <w:shd w:fill="F3F4F6" w:val="clear"/>
+        <w:spacing w:after="0" w:before="0"/>
+        <w:ind w:left="240" w:right="240"/>
+        <w:jc w:val="left"/>
+      </w:pPr>
+      <w:r>
+        <w:rPr>
+          <w:rFonts w:ascii="Consolas" w:cs="Consolas" w:eastAsia="Consolas" w:hAnsi="Consolas"/>
+          <w:sz w:val="19"/>
+          <w:szCs w:val="19"/>
+        </w:rPr>
+        <w:t xml:space="preserve">        "amount": 450</w:t>
+      </w:r>
+    </w:p>
+    <w:p>
+      <w:pPr>
+        <w:shd w:fill="F3F4F6" w:val="clear"/>
+        <w:spacing w:after="0" w:before="0"/>
+        <w:ind w:left="240" w:right="240"/>
+        <w:jc w:val="left"/>
+      </w:pPr>
+      <w:r>
+        <w:rPr>
+          <w:rFonts w:ascii="Consolas" w:cs="Consolas" w:eastAsia="Consolas" w:hAnsi="Consolas"/>
+          <w:sz w:val="19"/>
+          <w:szCs w:val="19"/>
+        </w:rPr>
+        <w:t xml:space="preserve">      },</w:t>
+      </w:r>
+    </w:p>
+    <w:p>
+      <w:pPr>
+        <w:shd w:fill="F3F4F6" w:val="clear"/>
+        <w:spacing w:after="0" w:before="0"/>
+        <w:ind w:left="240" w:right="240"/>
+        <w:jc w:val="left"/>
+      </w:pPr>
+      <w:r>
+        <w:rPr>
+          <w:rFonts w:ascii="Consolas" w:cs="Consolas" w:eastAsia="Consolas" w:hAnsi="Consolas"/>
+          <w:sz w:val="19"/>
+          <w:szCs w:val="19"/>
+        </w:rPr>
+        <w:t xml:space="preserve">      {</w:t>
+      </w:r>
+    </w:p>
+    <w:p>
+      <w:pPr>
+        <w:shd w:fill="F3F4F6" w:val="clear"/>
+        <w:spacing w:after="0" w:before="0"/>
+        <w:ind w:left="240" w:right="240"/>
+        <w:jc w:val="left"/>
+      </w:pPr>
+      <w:r>
+        <w:rPr>
+          <w:rFonts w:ascii="Consolas" w:cs="Consolas" w:eastAsia="Consolas" w:hAnsi="Consolas"/>
+          <w:sz w:val="19"/>
+          <w:szCs w:val="19"/>
+        </w:rPr>
+        <w:t xml:space="preserve">        "id": 11,</w:t>
+      </w:r>
+    </w:p>
+    <w:p>
+      <w:pPr>
+        <w:shd w:fill="F3F4F6" w:val="clear"/>
+        <w:spacing w:after="0" w:before="0"/>
+        <w:ind w:left="240" w:right="240"/>
+        <w:jc w:val="left"/>
+      </w:pPr>
+      <w:r>
+        <w:rPr>
+          <w:rFonts w:ascii="Consolas" w:cs="Consolas" w:eastAsia="Consolas" w:hAnsi="Consolas"/>
+          <w:sz w:val="19"/>
+          <w:szCs w:val="19"/>
+        </w:rPr>
+        <w:t xml:space="preserve">        "name": "ביירות",</w:t>
+      </w:r>
+    </w:p>
+    <w:p>
+      <w:pPr>
+        <w:shd w:fill="F3F4F6" w:val="clear"/>
+        <w:spacing w:after="0" w:before="0"/>
+        <w:ind w:left="240" w:right="240"/>
+        <w:jc w:val="left"/>
+      </w:pPr>
+      <w:r>
+        <w:rPr>
+          <w:rFonts w:ascii="Consolas" w:cs="Consolas" w:eastAsia="Consolas" w:hAnsi="Consolas"/>
+          <w:sz w:val="19"/>
+          <w:szCs w:val="19"/>
+        </w:rPr>
+        <w:t xml:space="preserve">        "type": "property",</w:t>
+      </w:r>
+    </w:p>
+    <w:p>
+      <w:pPr>
+        <w:shd w:fill="F3F4F6" w:val="clear"/>
+        <w:spacing w:after="0" w:before="0"/>
+        <w:ind w:left="240" w:right="240"/>
+        <w:jc w:val="left"/>
+      </w:pPr>
+      <w:r>
+        <w:rPr>
+          <w:rFonts w:ascii="Consolas" w:cs="Consolas" w:eastAsia="Consolas" w:hAnsi="Consolas"/>
+          <w:sz w:val="19"/>
+          <w:szCs w:val="19"/>
+        </w:rPr>
+        <w:t xml:space="preserve">        "price": 200,</w:t>
+      </w:r>
+    </w:p>
+    <w:p>
+      <w:pPr>
+        <w:shd w:fill="F3F4F6" w:val="clear"/>
+        <w:spacing w:after="0" w:before="0"/>
+        <w:ind w:left="240" w:right="240"/>
+        <w:jc w:val="left"/>
+      </w:pPr>
+      <w:r>
+        <w:rPr>
+          <w:rFonts w:ascii="Consolas" w:cs="Consolas" w:eastAsia="Consolas" w:hAnsi="Consolas"/>
+          <w:sz w:val="19"/>
+          <w:szCs w:val="19"/>
+        </w:rPr>
+        <w:t xml:space="preserve">        "rent": 40,</w:t>
+      </w:r>
+    </w:p>
+    <w:p>
+      <w:pPr>
+        <w:shd w:fill="F3F4F6" w:val="clear"/>
+        <w:spacing w:after="0" w:before="0"/>
+        <w:ind w:left="240" w:right="240"/>
+        <w:jc w:val="left"/>
+      </w:pPr>
+      <w:r>
+        <w:rPr>
+          <w:rFonts w:ascii="Consolas" w:cs="Consolas" w:eastAsia="Consolas" w:hAnsi="Consolas"/>
+          <w:sz w:val="19"/>
+          <w:szCs w:val="19"/>
+        </w:rPr>
+        <w:t xml:space="preserve">        "owner_id": null</w:t>
+      </w:r>
+    </w:p>
+    <w:p>
+      <w:pPr>
+        <w:shd w:fill="F3F4F6" w:val="clear"/>
+        <w:spacing w:after="0" w:before="0"/>
+        <w:ind w:left="240" w:right="240"/>
+        <w:jc w:val="left"/>
+      </w:pPr>
+      <w:r>
+        <w:rPr>
+          <w:rFonts w:ascii="Consolas" w:cs="Consolas" w:eastAsia="Consolas" w:hAnsi="Consolas"/>
+          <w:sz w:val="19"/>
+          <w:szCs w:val="19"/>
+        </w:rPr>
+        <w:t xml:space="preserve">      },</w:t>
+      </w:r>
+    </w:p>
+    <w:p>
+      <w:pPr>
+        <w:shd w:fill="F3F4F6" w:val="clear"/>
+        <w:spacing w:after="0" w:before="0"/>
+        <w:ind w:left="240" w:right="240"/>
+        <w:jc w:val="left"/>
+      </w:pPr>
+      <w:r>
+        <w:rPr>
+          <w:rFonts w:ascii="Consolas" w:cs="Consolas" w:eastAsia="Consolas" w:hAnsi="Consolas"/>
+          <w:sz w:val="19"/>
+          <w:szCs w:val="19"/>
+        </w:rPr>
+        <w:t xml:space="preserve">      {</w:t>
+      </w:r>
+    </w:p>
+    <w:p>
+      <w:pPr>
+        <w:shd w:fill="F3F4F6" w:val="clear"/>
+        <w:spacing w:after="0" w:before="0"/>
+        <w:ind w:left="240" w:right="240"/>
+        <w:jc w:val="left"/>
+      </w:pPr>
+      <w:r>
+        <w:rPr>
+          <w:rFonts w:ascii="Consolas" w:cs="Consolas" w:eastAsia="Consolas" w:hAnsi="Consolas"/>
+          <w:sz w:val="19"/>
+          <w:szCs w:val="19"/>
+        </w:rPr>
+        <w:t xml:space="preserve">        "id": 12,</w:t>
+      </w:r>
+    </w:p>
+    <w:p>
+      <w:pPr>
+        <w:shd w:fill="F3F4F6" w:val="clear"/>
+        <w:spacing w:after="0" w:before="0"/>
+        <w:ind w:left="240" w:right="240"/>
+        <w:jc w:val="left"/>
+      </w:pPr>
+      <w:r>
+        <w:rPr>
+          <w:rFonts w:ascii="Consolas" w:cs="Consolas" w:eastAsia="Consolas" w:hAnsi="Consolas"/>
+          <w:sz w:val="19"/>
+          <w:szCs w:val="19"/>
+        </w:rPr>
+        <w:t xml:space="preserve">        "name": "תיירות משגשגת",</w:t>
+      </w:r>
+    </w:p>
+    <w:p>
+      <w:pPr>
+        <w:shd w:fill="F3F4F6" w:val="clear"/>
+        <w:spacing w:after="0" w:before="0"/>
+        <w:ind w:left="240" w:right="240"/>
+        <w:jc w:val="left"/>
+      </w:pPr>
+      <w:r>
+        <w:rPr>
+          <w:rFonts w:ascii="Consolas" w:cs="Consolas" w:eastAsia="Consolas" w:hAnsi="Consolas"/>
+          <w:sz w:val="19"/>
+          <w:szCs w:val="19"/>
+        </w:rPr>
+        <w:t xml:space="preserve">        "type": "reward",</w:t>
+      </w:r>
+    </w:p>
+    <w:p>
+      <w:pPr>
+        <w:shd w:fill="F3F4F6" w:val="clear"/>
+        <w:spacing w:after="0" w:before="0"/>
+        <w:ind w:left="240" w:right="240"/>
+        <w:jc w:val="left"/>
+      </w:pPr>
+      <w:r>
+        <w:rPr>
+          <w:rFonts w:ascii="Consolas" w:cs="Consolas" w:eastAsia="Consolas" w:hAnsi="Consolas"/>
+          <w:sz w:val="19"/>
+          <w:szCs w:val="19"/>
+        </w:rPr>
+        <w:t xml:space="preserve">        "amount": 200</w:t>
+      </w:r>
+    </w:p>
+    <w:p>
+      <w:pPr>
+        <w:shd w:fill="F3F4F6" w:val="clear"/>
+        <w:spacing w:after="0" w:before="0"/>
+        <w:ind w:left="240" w:right="240"/>
+        <w:jc w:val="left"/>
+      </w:pPr>
+      <w:r>
+        <w:rPr>
+          <w:rFonts w:ascii="Consolas" w:cs="Consolas" w:eastAsia="Consolas" w:hAnsi="Consolas"/>
+          <w:sz w:val="19"/>
+          <w:szCs w:val="19"/>
+        </w:rPr>
+        <w:t xml:space="preserve">      },</w:t>
+      </w:r>
+    </w:p>
+    <w:p>
+      <w:pPr>
+        <w:shd w:fill="F3F4F6" w:val="clear"/>
+        <w:spacing w:after="0" w:before="0"/>
+        <w:ind w:left="240" w:right="240"/>
+        <w:jc w:val="left"/>
+      </w:pPr>
+      <w:r>
+        <w:rPr>
+          <w:rFonts w:ascii="Consolas" w:cs="Consolas" w:eastAsia="Consolas" w:hAnsi="Consolas"/>
+          <w:sz w:val="19"/>
+          <w:szCs w:val="19"/>
+        </w:rPr>
+        <w:t xml:space="preserve">      {</w:t>
+      </w:r>
+    </w:p>
+    <w:p>
+      <w:pPr>
+        <w:shd w:fill="F3F4F6" w:val="clear"/>
+        <w:spacing w:after="0" w:before="0"/>
+        <w:ind w:left="240" w:right="240"/>
+        <w:jc w:val="left"/>
+      </w:pPr>
+      <w:r>
+        <w:rPr>
+          <w:rFonts w:ascii="Consolas" w:cs="Consolas" w:eastAsia="Consolas" w:hAnsi="Consolas"/>
+          <w:sz w:val="19"/>
+          <w:szCs w:val="19"/>
+        </w:rPr>
+        <w:t xml:space="preserve">        "id": 13,</w:t>
+      </w:r>
+    </w:p>
+    <w:p>
+      <w:pPr>
+        <w:shd w:fill="F3F4F6" w:val="clear"/>
+        <w:spacing w:after="0" w:before="0"/>
+        <w:ind w:left="240" w:right="240"/>
+        <w:jc w:val="left"/>
+      </w:pPr>
+      <w:r>
+        <w:rPr>
+          <w:rFonts w:ascii="Consolas" w:cs="Consolas" w:eastAsia="Consolas" w:hAnsi="Consolas"/>
+          <w:sz w:val="19"/>
+          <w:szCs w:val="19"/>
+        </w:rPr>
+        <w:t xml:space="preserve">        "name": "דוחה",</w:t>
+      </w:r>
+    </w:p>
+    <w:p>
+      <w:pPr>
+        <w:shd w:fill="F3F4F6" w:val="clear"/>
+        <w:spacing w:after="0" w:before="0"/>
+        <w:ind w:left="240" w:right="240"/>
+        <w:jc w:val="left"/>
+      </w:pPr>
+      <w:r>
+        <w:rPr>
+          <w:rFonts w:ascii="Consolas" w:cs="Consolas" w:eastAsia="Consolas" w:hAnsi="Consolas"/>
+          <w:sz w:val="19"/>
+          <w:szCs w:val="19"/>
+        </w:rPr>
+        <w:t xml:space="preserve">        "type": "property",</w:t>
+      </w:r>
+    </w:p>
+    <w:p>
+      <w:pPr>
+        <w:shd w:fill="F3F4F6" w:val="clear"/>
+        <w:spacing w:after="0" w:before="0"/>
+        <w:ind w:left="240" w:right="240"/>
+        <w:jc w:val="left"/>
+      </w:pPr>
+      <w:r>
+        <w:rPr>
+          <w:rFonts w:ascii="Consolas" w:cs="Consolas" w:eastAsia="Consolas" w:hAnsi="Consolas"/>
+          <w:sz w:val="19"/>
+          <w:szCs w:val="19"/>
+        </w:rPr>
+        <w:t xml:space="preserve">        "price": 220,</w:t>
+      </w:r>
+    </w:p>
+    <w:p>
+      <w:pPr>
+        <w:shd w:fill="F3F4F6" w:val="clear"/>
+        <w:spacing w:after="0" w:before="0"/>
+        <w:ind w:left="240" w:right="240"/>
+        <w:jc w:val="left"/>
+      </w:pPr>
+      <w:r>
+        <w:rPr>
+          <w:rFonts w:ascii="Consolas" w:cs="Consolas" w:eastAsia="Consolas" w:hAnsi="Consolas"/>
+          <w:sz w:val="19"/>
+          <w:szCs w:val="19"/>
+        </w:rPr>
+        <w:t xml:space="preserve">        "rent": 44,</w:t>
+      </w:r>
+    </w:p>
+    <w:p>
+      <w:pPr>
+        <w:shd w:fill="F3F4F6" w:val="clear"/>
+        <w:spacing w:after="0" w:before="0"/>
+        <w:ind w:left="240" w:right="240"/>
+        <w:jc w:val="left"/>
+      </w:pPr>
+      <w:r>
+        <w:rPr>
+          <w:rFonts w:ascii="Consolas" w:cs="Consolas" w:eastAsia="Consolas" w:hAnsi="Consolas"/>
+          <w:sz w:val="19"/>
+          <w:szCs w:val="19"/>
+        </w:rPr>
+        <w:t xml:space="preserve">        "owner_id": null</w:t>
+      </w:r>
+    </w:p>
+    <w:p>
+      <w:pPr>
+        <w:shd w:fill="F3F4F6" w:val="clear"/>
+        <w:spacing w:after="0" w:before="0"/>
+        <w:ind w:left="240" w:right="240"/>
+        <w:jc w:val="left"/>
+      </w:pPr>
+      <w:r>
+        <w:rPr>
+          <w:rFonts w:ascii="Consolas" w:cs="Consolas" w:eastAsia="Consolas" w:hAnsi="Consolas"/>
+          <w:sz w:val="19"/>
+          <w:szCs w:val="19"/>
+        </w:rPr>
+        <w:t xml:space="preserve">      },</w:t>
+      </w:r>
+    </w:p>
+    <w:p>
+      <w:pPr>
+        <w:shd w:fill="F3F4F6" w:val="clear"/>
+        <w:spacing w:after="0" w:before="0"/>
+        <w:ind w:left="240" w:right="240"/>
+        <w:jc w:val="left"/>
+      </w:pPr>
+      <w:r>
+        <w:rPr>
+          <w:rFonts w:ascii="Consolas" w:cs="Consolas" w:eastAsia="Consolas" w:hAnsi="Consolas"/>
+          <w:sz w:val="19"/>
+          <w:szCs w:val="19"/>
+        </w:rPr>
+        <w:t xml:space="preserve">      {</w:t>
+      </w:r>
+    </w:p>
+    <w:p>
+      <w:pPr>
+        <w:shd w:fill="F3F4F6" w:val="clear"/>
+        <w:spacing w:after="0" w:before="0"/>
+        <w:ind w:left="240" w:right="240"/>
+        <w:jc w:val="left"/>
+      </w:pPr>
+      <w:r>
+        <w:rPr>
+          <w:rFonts w:ascii="Consolas" w:cs="Consolas" w:eastAsia="Consolas" w:hAnsi="Consolas"/>
+          <w:sz w:val="19"/>
+          <w:szCs w:val="19"/>
+        </w:rPr>
+        <w:t xml:space="preserve">        "id": 14,</w:t>
+      </w:r>
+    </w:p>
+    <w:p>
+      <w:pPr>
+        <w:shd w:fill="F3F4F6" w:val="clear"/>
+        <w:spacing w:after="0" w:before="0"/>
+        <w:ind w:left="240" w:right="240"/>
+        <w:jc w:val="left"/>
+      </w:pPr>
+      <w:r>
+        <w:rPr>
+          <w:rFonts w:ascii="Consolas" w:cs="Consolas" w:eastAsia="Consolas" w:hAnsi="Consolas"/>
+          <w:sz w:val="19"/>
+          <w:szCs w:val="19"/>
+        </w:rPr>
+        <w:t xml:space="preserve">        "name": "הפתעה בשוק",</w:t>
+      </w:r>
+    </w:p>
+    <w:p>
+      <w:pPr>
+        <w:shd w:fill="F3F4F6" w:val="clear"/>
+        <w:spacing w:after="0" w:before="0"/>
+        <w:ind w:left="240" w:right="240"/>
+        <w:jc w:val="left"/>
+      </w:pPr>
+      <w:r>
+        <w:rPr>
+          <w:rFonts w:ascii="Consolas" w:cs="Consolas" w:eastAsia="Consolas" w:hAnsi="Consolas"/>
+          <w:sz w:val="19"/>
+          <w:szCs w:val="19"/>
+        </w:rPr>
+        <w:t xml:space="preserve">        "type": "surprise"</w:t>
+      </w:r>
+    </w:p>
+    <w:p>
+      <w:pPr>
+        <w:shd w:fill="F3F4F6" w:val="clear"/>
+        <w:spacing w:after="0" w:before="0"/>
+        <w:ind w:left="240" w:right="240"/>
+        <w:jc w:val="left"/>
+      </w:pPr>
+      <w:r>
+        <w:rPr>
+          <w:rFonts w:ascii="Consolas" w:cs="Consolas" w:eastAsia="Consolas" w:hAnsi="Consolas"/>
+          <w:sz w:val="19"/>
+          <w:szCs w:val="19"/>
+        </w:rPr>
+        <w:t xml:space="preserve">      },</w:t>
+      </w:r>
+    </w:p>
+    <w:p>
+      <w:pPr>
+        <w:shd w:fill="F3F4F6" w:val="clear"/>
+        <w:spacing w:after="0" w:before="0"/>
+        <w:ind w:left="240" w:right="240"/>
+        <w:jc w:val="left"/>
+      </w:pPr>
+      <w:r>
+        <w:rPr>
+          <w:rFonts w:ascii="Consolas" w:cs="Consolas" w:eastAsia="Consolas" w:hAnsi="Consolas"/>
+          <w:sz w:val="19"/>
+          <w:szCs w:val="19"/>
+        </w:rPr>
+        <w:t xml:space="preserve">      {</w:t>
+      </w:r>
+    </w:p>
+    <w:p>
+      <w:pPr>
+        <w:shd w:fill="F3F4F6" w:val="clear"/>
+        <w:spacing w:after="0" w:before="0"/>
+        <w:ind w:left="240" w:right="240"/>
+        <w:jc w:val="left"/>
+      </w:pPr>
+      <w:r>
+        <w:rPr>
+          <w:rFonts w:ascii="Consolas" w:cs="Consolas" w:eastAsia="Consolas" w:hAnsi="Consolas"/>
+          <w:sz w:val="19"/>
+          <w:szCs w:val="19"/>
+        </w:rPr>
+        <w:t xml:space="preserve">        "id": 15,</w:t>
+      </w:r>
+    </w:p>
+    <w:p>
+      <w:pPr>
+        <w:shd w:fill="F3F4F6" w:val="clear"/>
+        <w:spacing w:after="0" w:before="0"/>
+        <w:ind w:left="240" w:right="240"/>
+        <w:jc w:val="left"/>
+      </w:pPr>
+      <w:r>
+        <w:rPr>
+          <w:rFonts w:ascii="Consolas" w:cs="Consolas" w:eastAsia="Consolas" w:hAnsi="Consolas"/>
+          <w:sz w:val="19"/>
+          <w:szCs w:val="19"/>
+        </w:rPr>
+        <w:t xml:space="preserve">        "name": "מס יוקרה",</w:t>
+      </w:r>
+    </w:p>
+    <w:p>
+      <w:pPr>
+        <w:shd w:fill="F3F4F6" w:val="clear"/>
+        <w:spacing w:after="0" w:before="0"/>
+        <w:ind w:left="240" w:right="240"/>
+        <w:jc w:val="left"/>
+      </w:pPr>
+      <w:r>
+        <w:rPr>
+          <w:rFonts w:ascii="Consolas" w:cs="Consolas" w:eastAsia="Consolas" w:hAnsi="Consolas"/>
+          <w:sz w:val="19"/>
+          <w:szCs w:val="19"/>
+        </w:rPr>
+        <w:t xml:space="preserve">        "type": "penalty",</w:t>
+      </w:r>
+    </w:p>
+    <w:p>
+      <w:pPr>
+        <w:shd w:fill="F3F4F6" w:val="clear"/>
+        <w:spacing w:after="0" w:before="0"/>
+        <w:ind w:left="240" w:right="240"/>
+        <w:jc w:val="left"/>
+      </w:pPr>
+      <w:r>
+        <w:rPr>
+          <w:rFonts w:ascii="Consolas" w:cs="Consolas" w:eastAsia="Consolas" w:hAnsi="Consolas"/>
+          <w:sz w:val="19"/>
+          <w:szCs w:val="19"/>
+        </w:rPr>
+        <w:t xml:space="preserve">        "amount": 650</w:t>
+      </w:r>
+    </w:p>
+    <w:p>
+      <w:pPr>
+        <w:shd w:fill="F3F4F6" w:val="clear"/>
+        <w:spacing w:after="0" w:before="0"/>
+        <w:ind w:left="240" w:right="240"/>
+        <w:jc w:val="left"/>
+      </w:pPr>
+      <w:r>
+        <w:rPr>
+          <w:rFonts w:ascii="Consolas" w:cs="Consolas" w:eastAsia="Consolas" w:hAnsi="Consolas"/>
+          <w:sz w:val="19"/>
+          <w:szCs w:val="19"/>
+        </w:rPr>
+        <w:t xml:space="preserve">      }</w:t>
+      </w:r>
+    </w:p>
+    <w:p>
+      <w:pPr>
+        <w:shd w:fill="F3F4F6" w:val="clear"/>
+        <w:spacing w:after="0" w:before="0"/>
+        <w:ind w:left="240" w:right="240"/>
+        <w:jc w:val="left"/>
+      </w:pPr>
+      <w:r>
+        <w:rPr>
+          <w:rFonts w:ascii="Consolas" w:cs="Consolas" w:eastAsia="Consolas" w:hAnsi="Consolas"/>
+          <w:sz w:val="19"/>
+          <w:szCs w:val="19"/>
+        </w:rPr>
+        <w:t xml:space="preserve">    ],</w:t>
+      </w:r>
+    </w:p>
+    <w:p>
+      <w:pPr>
+        <w:shd w:fill="F3F4F6" w:val="clear"/>
+        <w:spacing w:after="0" w:before="0"/>
+        <w:ind w:left="240" w:right="240"/>
+        <w:jc w:val="left"/>
+      </w:pPr>
+      <w:r>
+        <w:rPr>
+          <w:rFonts w:ascii="Consolas" w:cs="Consolas" w:eastAsia="Consolas" w:hAnsi="Consolas"/>
+          <w:sz w:val="19"/>
+          <w:szCs w:val="19"/>
+        </w:rPr>
+        <w:t xml:space="preserve">    "last_event": "Ada received 100 from פסטיבל תרבות.",</w:t>
+      </w:r>
+    </w:p>
+    <w:p>
+      <w:pPr>
+        <w:shd w:fill="F3F4F6" w:val="clear"/>
+        <w:spacing w:after="0" w:before="0"/>
+        <w:ind w:left="240" w:right="240"/>
+        <w:jc w:val="left"/>
+      </w:pPr>
+      <w:r>
+        <w:rPr>
+          <w:rFonts w:ascii="Consolas" w:cs="Consolas" w:eastAsia="Consolas" w:hAnsi="Consolas"/>
+          <w:sz w:val="19"/>
+          <w:szCs w:val="19"/>
+        </w:rPr>
+        <w:t xml:space="preserve">    "event_log": [</w:t>
+      </w:r>
+    </w:p>
+    <w:p>
+      <w:pPr>
+        <w:shd w:fill="F3F4F6" w:val="clear"/>
+        <w:spacing w:after="0" w:before="0"/>
+        <w:ind w:left="240" w:right="240"/>
+        <w:jc w:val="left"/>
+      </w:pPr>
+      <w:r>
+        <w:rPr>
+          <w:rFonts w:ascii="Consolas" w:cs="Consolas" w:eastAsia="Consolas" w:hAnsi="Consolas"/>
+          <w:sz w:val="19"/>
+          <w:szCs w:val="19"/>
+        </w:rPr>
+        <w:t xml:space="preserve">      "Game created. Roll to begin.",</w:t>
+      </w:r>
+    </w:p>
+    <w:p>
+      <w:pPr>
+        <w:shd w:fill="F3F4F6" w:val="clear"/>
+        <w:spacing w:after="0" w:before="0"/>
+        <w:ind w:left="240" w:right="240"/>
+        <w:jc w:val="left"/>
+      </w:pPr>
+      <w:r>
+        <w:rPr>
+          <w:rFonts w:ascii="Consolas" w:cs="Consolas" w:eastAsia="Consolas" w:hAnsi="Consolas"/>
+          <w:sz w:val="19"/>
+          <w:szCs w:val="19"/>
+        </w:rPr>
+        <w:t xml:space="preserve">      "Ada rolled 2 and moved to 2.",</w:t>
+      </w:r>
+    </w:p>
+    <w:p>
+      <w:pPr>
+        <w:shd w:fill="F3F4F6" w:val="clear"/>
+        <w:spacing w:after="0" w:before="0"/>
+        <w:ind w:left="240" w:right="240"/>
+        <w:jc w:val="left"/>
+      </w:pPr>
+      <w:r>
+        <w:rPr>
+          <w:rFonts w:ascii="Consolas" w:cs="Consolas" w:eastAsia="Consolas" w:hAnsi="Consolas"/>
+          <w:sz w:val="19"/>
+          <w:szCs w:val="19"/>
+        </w:rPr>
+        <w:t xml:space="preserve">      "Ada received 100 from פסטיבל תרבות."</w:t>
+      </w:r>
+    </w:p>
+    <w:p>
+      <w:pPr>
+        <w:shd w:fill="F3F4F6" w:val="clear"/>
+        <w:spacing w:after="0" w:before="0"/>
+        <w:ind w:left="240" w:right="240"/>
+        <w:jc w:val="left"/>
+      </w:pPr>
+      <w:r>
+        <w:rPr>
+          <w:rFonts w:ascii="Consolas" w:cs="Consolas" w:eastAsia="Consolas" w:hAnsi="Consolas"/>
+          <w:sz w:val="19"/>
+          <w:szCs w:val="19"/>
+        </w:rPr>
+        <w:t xml:space="preserve">    ]</w:t>
       </w:r>
     </w:p>
     <w:p>
